--- a/web_map/docs/guida_mappe_indici_agesci_varese.docx
+++ b/web_map/docs/guida_mappe_indici_agesci_varese.docx
@@ -56,19 +56,21 @@
         <w:rPr>
           <w:lang w:val="it-IT"/>
         </w:rPr>
-        <w:t>Versione web_map v1.1.8 - luglio 2026</w:t>
+        <w:t xml:space="preserve">Versione </w:t>
       </w:r>
       <w:proofErr w:type="spellStart"/>
       <w:r>
         <w:rPr>
           <w:lang w:val="it-IT"/>
         </w:rPr>
+        <w:t>web_map</w:t>
       </w:r>
       <w:proofErr w:type="spellEnd"/>
       <w:r>
         <w:rPr>
           <w:lang w:val="it-IT"/>
         </w:rPr>
+        <w:t xml:space="preserve"> v1.1.13 - luglio 2026</w:t>
       </w:r>
     </w:p>
     <w:p>
@@ -168,7 +170,6 @@
         <w:rPr>
           <w:lang w:val="it-IT"/>
         </w:rPr>
-        <w:br w:type="page"/>
       </w:r>
     </w:p>
     <w:p>
@@ -182,7 +183,6 @@
         <w:rPr>
           <w:lang w:val="it-IT"/>
         </w:rPr>
-        <w:lastRenderedPageBreak/>
         <w:t>Indice dei contenuti</w:t>
       </w:r>
     </w:p>
@@ -336,7 +336,6 @@
         <w:rPr>
           <w:lang w:val="it-IT"/>
         </w:rPr>
-        <w:br w:type="page"/>
       </w:r>
     </w:p>
     <w:p>
@@ -350,7 +349,6 @@
         <w:rPr>
           <w:lang w:val="it-IT"/>
         </w:rPr>
-        <w:lastRenderedPageBreak/>
         <w:t>1. Scopo della mappa e cautele di lettura</w:t>
       </w:r>
     </w:p>
@@ -1457,7 +1455,6 @@
         <w:rPr>
           <w:lang w:val="it-IT"/>
         </w:rPr>
-        <w:lastRenderedPageBreak/>
         <w:t xml:space="preserve">2.3 Ripartizione </w:t>
       </w:r>
       <w:proofErr w:type="spellStart"/>
@@ -2598,7 +2595,6 @@
         <w:rPr>
           <w:lang w:val="it-IT"/>
         </w:rPr>
-        <w:lastRenderedPageBreak/>
         <w:t xml:space="preserve">Il bacino scout proxy e costruito considerando le classi di </w:t>
       </w:r>
       <w:r>
@@ -3694,7 +3690,6 @@
           <w:sz w:val="19"/>
           <w:lang w:val="it-IT"/>
         </w:rPr>
-        <w:lastRenderedPageBreak/>
         <w:t>F_orig</w:t>
       </w:r>
       <w:proofErr w:type="spellEnd"/>
@@ -4981,7 +4976,6 @@
         <w:rPr>
           <w:lang w:val="it-IT"/>
         </w:rPr>
-        <w:lastRenderedPageBreak/>
         <w:t xml:space="preserve">5.3 </w:t>
       </w:r>
       <w:r>
@@ -6408,7 +6402,6 @@
         <w:rPr>
           <w:lang w:val="it-IT"/>
         </w:rPr>
-        <w:lastRenderedPageBreak/>
         <w:t>6.3 Le 5 aree prioritarie selezionate</w:t>
       </w:r>
     </w:p>
@@ -8850,7 +8843,6 @@
                 <w:sz w:val="18"/>
                 <w:lang w:val="it-IT"/>
               </w:rPr>
-              <w:lastRenderedPageBreak/>
               <w:t>Stranieri 0-14, numero stimato</w:t>
             </w:r>
           </w:p>
@@ -9089,55 +9081,66 @@
         <w:rPr>
           <w:lang w:val="it-IT"/>
         </w:rPr>
-        <w:t>La legenda mostra il significato dei colori della mappa selezionata. Nella versione web_map v1.1.8 le voci della legenda sono accompagnate da checkbox. Nelle classi interpretative è possibile accendere o spegnere singole classi; nelle mappe numeriche è possibile mostrare o nascondere gli esagoni tramite la checkbox accanto alla scala 0-100. Nelle altre mappe è possibile attivare o disattivare i livelli sovrapposti come 5 aree prioritarie selezionate, gruppi AGESCI zona Varese e gruppi AGESCI zone vicine.</w:t>
+        <w:t xml:space="preserve">La legenda mostra il significato dei colori della mappa selezionata. Nella versione </w:t>
       </w:r>
       <w:proofErr w:type="spellStart"/>
       <w:r>
         <w:rPr>
           <w:lang w:val="it-IT"/>
         </w:rPr>
+        <w:t>web_map</w:t>
       </w:r>
       <w:proofErr w:type="spellEnd"/>
       <w:r>
         <w:rPr>
           <w:lang w:val="it-IT"/>
         </w:rPr>
+        <w:t xml:space="preserve"> v1.1.13 le voci della legenda sono accompagnate da </w:t>
       </w:r>
       <w:proofErr w:type="spellStart"/>
       <w:r>
         <w:rPr>
           <w:lang w:val="it-IT"/>
         </w:rPr>
+        <w:t>checkbox</w:t>
       </w:r>
       <w:proofErr w:type="spellEnd"/>
       <w:r>
         <w:rPr>
           <w:lang w:val="it-IT"/>
         </w:rPr>
+        <w:t xml:space="preserve">: nelle classi interpretative e possibile accendere o spegnere singole classi; nelle altre mappe e possibile attivare o disattivare i livelli sovrapposti come 5 aree prioritarie selezionate, gruppi AGESCI zona Varese e gruppi AGESCI zone vicine. La riga generica "Esagoni" non viene </w:t>
       </w:r>
       <w:proofErr w:type="spellStart"/>
       <w:r>
         <w:rPr>
           <w:lang w:val="it-IT"/>
         </w:rPr>
+        <w:t>piu</w:t>
       </w:r>
       <w:proofErr w:type="spellEnd"/>
       <w:r>
         <w:rPr>
           <w:lang w:val="it-IT"/>
         </w:rPr>
+        <w:t xml:space="preserve"> mostrata per evitare </w:t>
       </w:r>
       <w:proofErr w:type="spellStart"/>
       <w:r>
         <w:rPr>
           <w:lang w:val="it-IT"/>
         </w:rPr>
+        <w:t>ambiguita</w:t>
       </w:r>
       <w:proofErr w:type="spellEnd"/>
       <w:r>
         <w:rPr>
           <w:lang w:val="it-IT"/>
         </w:rPr>
+        <w:t>: il controllo avviene direttamente sulle voci di legenda disponibili.</w:t>
+      </w:r>
+      <w:r>
+        <w:t xml:space="preserve"> Nelle mappe numeriche, anche la scala colore 0-100 include una checkbox per mostrare o nascondere gli esagoni.</w:t>
       </w:r>
     </w:p>
     <w:p>
@@ -9194,6 +9197,9 @@
         </w:rPr>
         <w:t xml:space="preserve"> vicino e distanza indicativa. Per la lettura degli stranieri 0-14 vengono mantenute due informazioni diverse: numero stimato e quota significativa.</w:t>
       </w:r>
+      <w:r>
+        <w:t xml:space="preserve"> Dalla versione web_map v1.1.13 il popup sulla mappa è stato snellito e rimanda alla scheda di dettaglio laterale, che resta il luogo principale per la lettura completa dell’area.</w:t>
+      </w:r>
     </w:p>
     <w:p>
       <w:pPr>
@@ -9233,7 +9239,7 @@
         <w:rPr>
           <w:lang w:val="it-IT"/>
         </w:rPr>
-        <w:t xml:space="preserve"> v1.1.3 mostra anche alcuni gruppi AGESCI delle zone vicine Ticino-Olona e </w:t>
+        <w:t xml:space="preserve"> v1.1.13 mostra anche alcuni gruppi AGESCI delle zone vicine Ticino-Olona e </w:t>
       </w:r>
       <w:proofErr w:type="spellStart"/>
       <w:r>
@@ -9918,7 +9924,6 @@
           <w:b/>
           <w:lang w:val="it-IT"/>
         </w:rPr>
-        <w:lastRenderedPageBreak/>
         <w:t>Gruppi AGESCI zone vicine mostrati in mappa</w:t>
       </w:r>
     </w:p>
@@ -11062,42 +11067,9 @@
       </w:r>
     </w:p>
     <w:p>
-      <w:pPr>
-        <w:rPr>
-          <w:lang w:val="it-IT"/>
-        </w:rPr>
-      </w:pPr>
-      <w:r>
-        <w:rPr>
-          <w:lang w:val="it-IT"/>
-        </w:rPr>
-        <w:t xml:space="preserve">La versione della web </w:t>
-      </w:r>
-      <w:proofErr w:type="spellStart"/>
-      <w:r>
-        <w:rPr>
-          <w:lang w:val="it-IT"/>
-        </w:rPr>
-        <w:t>map</w:t>
-      </w:r>
-      <w:proofErr w:type="spellEnd"/>
-      <w:r>
-        <w:rPr>
-          <w:lang w:val="it-IT"/>
-        </w:rPr>
-        <w:t xml:space="preserve"> </w:t>
-      </w:r>
-      <w:r>
-        <w:rPr>
-          <w:lang w:val="it-IT"/>
-        </w:rPr>
-        <w:t>è</w:t>
-      </w:r>
-      <w:r>
-        <w:rPr>
-          <w:lang w:val="it-IT"/>
-        </w:rPr>
-        <w:t xml:space="preserve"> indicata nel pannello laterale sotto il controllo dello sfondo mappa.</w:t>
+      <w:pPr/>
+      <w:r>
+        <w:t>Nella versione web_map v1.1.13 sono stati aggiunti una scala metrica discreta sulla mappa e, nella visualizzazione desktop, un piccolo riferimento grafico alla dimensione degli esagoni: lato circa 375 m.</w:t>
       </w:r>
     </w:p>
     <w:p>
@@ -11110,7 +11082,45 @@
         <w:rPr>
           <w:lang w:val="it-IT"/>
         </w:rPr>
-        <w:br w:type="page"/>
+        <w:t xml:space="preserve">La versione della web </w:t>
+      </w:r>
+      <w:proofErr w:type="spellStart"/>
+      <w:r>
+        <w:rPr>
+          <w:lang w:val="it-IT"/>
+        </w:rPr>
+        <w:t>map</w:t>
+      </w:r>
+      <w:proofErr w:type="spellEnd"/>
+      <w:r>
+        <w:rPr>
+          <w:lang w:val="it-IT"/>
+        </w:rPr>
+        <w:t xml:space="preserve"> </w:t>
+      </w:r>
+      <w:r>
+        <w:rPr>
+          <w:lang w:val="it-IT"/>
+        </w:rPr>
+        <w:t>è</w:t>
+      </w:r>
+      <w:r>
+        <w:rPr>
+          <w:lang w:val="it-IT"/>
+        </w:rPr>
+        <w:t xml:space="preserve"> indicata nel pannello laterale sotto il controllo dello sfondo mappa.</w:t>
+      </w:r>
+    </w:p>
+    <w:p>
+      <w:pPr>
+        <w:rPr>
+          <w:lang w:val="it-IT"/>
+        </w:rPr>
+      </w:pPr>
+      <w:r>
+        <w:rPr>
+          <w:lang w:val="it-IT"/>
+        </w:rPr>
       </w:r>
     </w:p>
     <w:p>
@@ -11124,7 +11134,6 @@
         <w:rPr>
           <w:lang w:val="it-IT"/>
         </w:rPr>
-        <w:lastRenderedPageBreak/>
         <w:t>9. Come usare la mappa in modo corretto</w:t>
       </w:r>
     </w:p>
@@ -11640,7 +11649,6 @@
         <w:rPr>
           <w:lang w:val="it-IT"/>
         </w:rPr>
-        <w:br w:type="page"/>
       </w:r>
     </w:p>
     <w:p>
@@ -11654,7 +11662,6 @@
         <w:rPr>
           <w:lang w:val="it-IT"/>
         </w:rPr>
-        <w:lastRenderedPageBreak/>
         <w:t>10. Glossario dei campi principali</w:t>
       </w:r>
     </w:p>
@@ -12906,6 +12913,28 @@
           </w:p>
         </w:tc>
       </w:tr>
+      <w:tr>
+        <w:tc>
+          <w:tcPr>
+            <w:tcW w:type="dxa" w:w="4743"/>
+          </w:tcPr>
+          <w:p>
+            <w:r>
+              <w:t>comuni_esagoni</w:t>
+            </w:r>
+          </w:p>
+        </w:tc>
+        <w:tc>
+          <w:tcPr>
+            <w:tcW w:type="dxa" w:w="5445"/>
+          </w:tcPr>
+          <w:p>
+            <w:r>
+              <w:t>Elenco dei comuni intersecati dall’esagono; nella scheda consente di leggere gli esagoni di confine tra più comuni.</w:t>
+            </w:r>
+          </w:p>
+        </w:tc>
+      </w:tr>
     </w:tbl>
     <w:p>
       <w:pPr>
@@ -12938,55 +12967,63 @@
         <w:rPr>
           <w:lang w:val="it-IT"/>
         </w:rPr>
-        <w:t>Sulla versione consolidata della web map è stato verificato che, con i pesi iniziali, il modello dinamico torna alla lettura originaria. La versione web_map v1.1.8 integra inoltre la distinzione tra quota e numero assoluto degli stranieri 0-14, la legenda con checkbox, il layer dei gruppi AGESCI zone vicine e il controllo di visibilità degli esagoni nelle mappe numeriche.</w:t>
+        <w:t xml:space="preserve">Sulla versione consolidata della web </w:t>
       </w:r>
       <w:proofErr w:type="spellStart"/>
       <w:r>
         <w:rPr>
           <w:lang w:val="it-IT"/>
         </w:rPr>
+        <w:t>map</w:t>
       </w:r>
       <w:proofErr w:type="spellEnd"/>
       <w:r>
         <w:rPr>
           <w:lang w:val="it-IT"/>
         </w:rPr>
+        <w:t xml:space="preserve"> e stato verificato che, con i pesi iniziali, il modello dinamico torna alla lettura originaria. La versione </w:t>
       </w:r>
       <w:proofErr w:type="spellStart"/>
       <w:r>
         <w:rPr>
           <w:lang w:val="it-IT"/>
         </w:rPr>
+        <w:t>web_map</w:t>
       </w:r>
       <w:proofErr w:type="spellEnd"/>
       <w:r>
         <w:rPr>
           <w:lang w:val="it-IT"/>
         </w:rPr>
+        <w:t xml:space="preserve"> v1.1.13 integra inoltre la distinzione tra quota e numero assoluto degli stranieri 0-14, la legenda con </w:t>
       </w:r>
       <w:proofErr w:type="spellStart"/>
       <w:r>
         <w:rPr>
           <w:lang w:val="it-IT"/>
         </w:rPr>
+        <w:t>checkbox</w:t>
       </w:r>
       <w:proofErr w:type="spellEnd"/>
       <w:r>
         <w:rPr>
           <w:lang w:val="it-IT"/>
         </w:rPr>
+        <w:t xml:space="preserve"> e il </w:t>
       </w:r>
       <w:proofErr w:type="spellStart"/>
       <w:r>
         <w:rPr>
           <w:lang w:val="it-IT"/>
         </w:rPr>
+        <w:t>layer</w:t>
       </w:r>
       <w:proofErr w:type="spellEnd"/>
       <w:r>
         <w:rPr>
           <w:lang w:val="it-IT"/>
         </w:rPr>
+        <w:t xml:space="preserve"> dei gruppi AGESCI zone vicine.</w:t>
       </w:r>
     </w:p>
     <w:tbl>
@@ -13437,7 +13474,6 @@
                 <w:sz w:val="18"/>
                 <w:lang w:val="it-IT"/>
               </w:rPr>
-              <w:lastRenderedPageBreak/>
               <w:t>Gruppi AGESCI zone vicine</w:t>
             </w:r>
           </w:p>
@@ -13506,6 +13542,28 @@
                 <w:lang w:val="it-IT"/>
               </w:rPr>
               <w:t xml:space="preserve"> incluso nella versione corrente.</w:t>
+            </w:r>
+          </w:p>
+        </w:tc>
+      </w:tr>
+      <w:tr>
+        <w:tc>
+          <w:tcPr>
+            <w:tcW w:type="dxa" w:w="4986"/>
+          </w:tcPr>
+          <w:p>
+            <w:r>
+              <w:t>Campi comune_prevalente e comuni_esagoni</w:t>
+            </w:r>
+          </w:p>
+        </w:tc>
+        <w:tc>
+          <w:tcPr>
+            <w:tcW w:type="dxa" w:w="4986"/>
+          </w:tcPr>
+          <w:p>
+            <w:r>
+              <w:t>Aggiunti al GeoJSON della web map tramite intersezione tra esagoni e confini comunali; tutti i 2.522 esagoni risultano valorizzati e 1.083 intersecano più comuni.</w:t>
             </w:r>
           </w:p>
         </w:tc>
